--- a/arb/docx/013.content.docx
+++ b/arb/docx/013.content.docx
@@ -22,7 +22,7 @@
         <w:rPr>
           <w:lang w:val="ar_AE" w:bidi="ar_AE"/>
         </w:rPr>
-        <w:t>Resource: قاموس الكتاب المقدس (تينديل)</w:t>
+        <w:t>Resource: Tyndale Open Bible Dictionary</w:t>
       </w:r>
       <w:r>
         <w:rPr>
@@ -122,7 +122,7 @@
         <w:rPr>
           <w:lang w:val="ar_AE" w:bidi="ar_AE"/>
         </w:rPr>
-        <w:t>قاموس الكتاب المقدس (تينديل)</w:t>
+        <w:t>Tyndale Open Bible Dictionary</w:t>
       </w:r>
     </w:p>
     <w:p>
@@ -24350,7 +24350,7 @@
         <w:rPr>
           <w:lang w:val="ar_AE" w:bidi="ar_AE"/>
         </w:rPr>
-        <w:t>إن الكلمة العبرية لتعبير "شفاعة" تأتي من جذر يعني "أن يَضرِب،" مما يُشير إلى فكرة تقديم طلب قوي. تُستخدم هذه الكلمة في نبوة عن "عبد الرب" في إشعياء: "</w:t>
+        <w:t xml:space="preserve">تأتي الكلمة العبرية المُقابلة لتعبير "الشفاعة" من جذر يعني "يَلتقي" أو "يُصادف"، وهو ما يوحي بفكرة لقاء شخص ما لتقديم طلب أو التماس إليه. وقد استُخدمت هذه الكلمة في نبوة شهيرة عن «عبد الرب» في سِفر إشعياء: "وَهُوَ </w:t>
       </w:r>
       <w:r>
         <w:rPr>
@@ -25530,7 +25530,7 @@
         <w:rPr>
           <w:lang w:val="ar_AE" w:bidi="ar_AE"/>
         </w:rPr>
-        <w:t>صلواته بصفته الوسيط لأجل كل مؤمن</w:t>
+        <w:t>شفاعته المُستمرة أمام الآب عن المؤمنين حين يُصَلّون</w:t>
       </w:r>
     </w:p>
     <w:p>

--- a/arb/docx/013.content.docx
+++ b/arb/docx/013.content.docx
@@ -22,7 +22,7 @@
         <w:rPr>
           <w:lang w:val="ar_AE" w:bidi="ar_AE"/>
         </w:rPr>
-        <w:t>Resource: Tyndale Open Bible Dictionary</w:t>
+        <w:t>Resource: Aquifer Open Bible Dictionary</w:t>
       </w:r>
       <w:r>
         <w:rPr>
@@ -122,7 +122,7 @@
         <w:rPr>
           <w:lang w:val="ar_AE" w:bidi="ar_AE"/>
         </w:rPr>
-        <w:t>Tyndale Open Bible Dictionary</w:t>
+        <w:t>Aquifer Open Bible Dictionary</w:t>
       </w:r>
     </w:p>
     <w:p>
